--- a/Tests/OOXMLSwiftTests/Fixtures/mdocx/10a-table-1x1/table-1x1.normalized.docx
+++ b/Tests/OOXMLSwiftTests/Fixtures/mdocx/10a-table-1x1/table-1x1.normalized.docx
@@ -3,19 +3,20 @@
 <w:document xmlns:w="http://schemas.openxmlformats.org/wordprocessingml/2006/main" xmlns:w14="http://schemas.microsoft.com/office/word/2010/wordml" xmlns:r="http://schemas.openxmlformats.org/officeDocument/2006/relationships">
   <w:body>
     <w:tbl>
+      <w:tblGrid>
+        <w:gridCol/>
+      </w:tblGrid>
       <w:tr>
         <w:tc>
           <w:p>
             <w:r>
-              <w:t xml:space="preserve">cell content</w:t>
+              <w:t>cell content</w:t>
             </w:r>
           </w:p>
         </w:tc>
       </w:tr>
     </w:tbl>
-    <w:sectPr>
-      <w:pgSz w:w="12240" w:h="15840"/>
-    </w:sectPr>
+    <w:sectPr/>
   </w:body>
 </w:document>
 </file>